--- a/templates/ROYAL/OMAN/POA_DM.docx
+++ b/templates/ROYAL/OMAN/POA_DM.docx
@@ -1442,6 +1442,36 @@
           <w:szCs w:val="24"/>
         </w:rPr>
       </w:pPr>
+      <w:r>
+        <w:rPr>
+          <w:rFonts w:ascii="Times New Roman" w:hAnsi="Times New Roman" w:cs="Times New Roman"/>
+          <w:noProof/>
+          <w:sz w:val="24"/>
+          <w:szCs w:val="24"/>
+        </w:rPr>
+        <w:pict w14:anchorId="174E44D0">
+          <v:rect id="_x0000_s1027" style="position:absolute;left:0;text-align:left;margin-left:75.8pt;margin-top:10.7pt;width:117.35pt;height:67.5pt;z-index:251665408;mso-position-horizontal-relative:text;mso-position-vertical-relative:text" fillcolor="#4472c4 [3204]" stroked="f">
+            <v:textbox style="mso-next-textbox:#_x0000_s1027">
+              <w:txbxContent>
+                <w:p>
+                  <w:pPr>
+                    <w:rPr>
+                      <w:lang w:val="en-IN"/>
+                    </w:rPr>
+                  </w:pPr>
+                  <w:r>
+                    <w:rPr>
+                      <w:lang w:val="en-IN"/>
+                    </w:rPr>
+                    <w:t>{{SPONSOR_SIGNATURE}}</w:t>
+                  </w:r>
+                </w:p>
+                <w:p/>
+              </w:txbxContent>
+            </v:textbox>
+          </v:rect>
+        </w:pict>
+      </w:r>
     </w:p>
     <w:p>
       <w:pPr>
@@ -1494,6 +1524,37 @@
           <w:szCs w:val="24"/>
         </w:rPr>
       </w:pPr>
+      <w:r>
+        <w:rPr>
+          <w:rFonts w:ascii="Times New Roman" w:hAnsi="Times New Roman" w:cs="Times New Roman"/>
+          <w:noProof/>
+          <w:sz w:val="24"/>
+          <w:szCs w:val="24"/>
+        </w:rPr>
+        <w:pict w14:anchorId="66949239">
+          <v:rect id="_x0000_s1026" style="position:absolute;left:0;text-align:left;margin-left:72.5pt;margin-top:-47.3pt;width:125.95pt;height:74.85pt;z-index:251664384;mso-position-horizontal-relative:text;mso-position-vertical-relative:text">
+            <v:textbox style="mso-next-textbox:#_x0000_s1026">
+              <w:txbxContent>
+                <w:p>
+                  <w:pPr>
+                    <w:rPr>
+                      <w:lang w:val="en-IN"/>
+                    </w:rPr>
+                  </w:pPr>
+                  <w:proofErr w:type="spellStart"/>
+                  <w:r>
+                    <w:rPr>
+                      <w:lang w:val="en-IN"/>
+                    </w:rPr>
+                    <w:t>BoarderBoX</w:t>
+                  </w:r>
+                  <w:proofErr w:type="spellEnd"/>
+                </w:p>
+              </w:txbxContent>
+            </v:textbox>
+          </v:rect>
+        </w:pict>
+      </w:r>
       <w:r>
         <w:rPr>
           <w:rFonts w:ascii="Times New Roman" w:hAnsi="Times New Roman" w:cs="Times New Roman"/>
@@ -2324,6 +2385,37 @@
       <w:r>
         <w:rPr>
           <w:rFonts w:ascii="Times New Roman" w:hAnsi="Times New Roman" w:cs="Times New Roman"/>
+          <w:noProof/>
+          <w:sz w:val="24"/>
+          <w:szCs w:val="24"/>
+        </w:rPr>
+        <w:pict w14:anchorId="66949239">
+          <v:rect id="_x0000_s1028" style="position:absolute;left:0;text-align:left;margin-left:14.75pt;margin-top:21.3pt;width:125.95pt;height:74.85pt;z-index:251666432;mso-position-horizontal-relative:text;mso-position-vertical-relative:text">
+            <v:textbox style="mso-next-textbox:#_x0000_s1028">
+              <w:txbxContent>
+                <w:p>
+                  <w:pPr>
+                    <w:rPr>
+                      <w:lang w:val="en-IN"/>
+                    </w:rPr>
+                  </w:pPr>
+                  <w:proofErr w:type="spellStart"/>
+                  <w:r>
+                    <w:rPr>
+                      <w:lang w:val="en-IN"/>
+                    </w:rPr>
+                    <w:t>BoarderBoX</w:t>
+                  </w:r>
+                  <w:proofErr w:type="spellEnd"/>
+                </w:p>
+              </w:txbxContent>
+            </v:textbox>
+          </v:rect>
+        </w:pict>
+      </w:r>
+      <w:r>
+        <w:rPr>
+          <w:rFonts w:ascii="Times New Roman" w:hAnsi="Times New Roman" w:cs="Times New Roman"/>
           <w:b/>
           <w:sz w:val="24"/>
           <w:szCs w:val="24"/>
@@ -2361,6 +2453,36 @@
           <w:szCs w:val="24"/>
         </w:rPr>
       </w:pPr>
+      <w:r>
+        <w:rPr>
+          <w:rFonts w:ascii="Times New Roman" w:hAnsi="Times New Roman" w:cs="Times New Roman"/>
+          <w:noProof/>
+          <w:sz w:val="24"/>
+          <w:szCs w:val="24"/>
+        </w:rPr>
+        <w:pict w14:anchorId="174E44D0">
+          <v:rect id="_x0000_s1029" style="position:absolute;left:0;text-align:left;margin-left:18.8pt;margin-top:2.85pt;width:116.1pt;height:65.2pt;z-index:251667456;mso-position-horizontal-relative:text;mso-position-vertical-relative:text" fillcolor="#4472c4 [3204]" stroked="f">
+            <v:textbox style="mso-next-textbox:#_x0000_s1029">
+              <w:txbxContent>
+                <w:p>
+                  <w:pPr>
+                    <w:rPr>
+                      <w:lang w:val="en-IN"/>
+                    </w:rPr>
+                  </w:pPr>
+                  <w:r>
+                    <w:rPr>
+                      <w:lang w:val="en-IN"/>
+                    </w:rPr>
+                    <w:t>{{SPONSOR_SIGNATURE}}</w:t>
+                  </w:r>
+                </w:p>
+                <w:p/>
+              </w:txbxContent>
+            </v:textbox>
+          </v:rect>
+        </w:pict>
+      </w:r>
     </w:p>
     <w:p>
       <w:pPr>
